--- a/assets/docx/job-84_cover.docx
+++ b/assets/docx/job-84_cover.docx
@@ -64,42 +64,37 @@
     <w:p/>
     <w:p>
       <w:r>
-        <w:t>The heart of your posting is phD chemical biology + medicinal chemistry; PROTAC/induced</w:t>
+        <w:t>The heart of your posting is phD chemical biology + medicinal chemistry. That is close to</w:t>
       </w:r>
     </w:p>
     <w:p>
       <w:r>
-        <w:t>proximity, hit-to-lead.... That is close to work I have actually done: making up buffers</w:t>
+        <w:t>work I have actually done: making up buffers and reagents, titration and pH work at the</w:t>
       </w:r>
     </w:p>
     <w:p>
       <w:r>
-        <w:t>and reagents, titration and pH work at the bench, electronic records and clean data entry,</w:t>
+        <w:t>bench, electronic records and clean data entry, with summaries the team could actually use</w:t>
       </w:r>
     </w:p>
     <w:p>
       <w:r>
-        <w:t>with summaries the team could actually use and designing experiments with the team,</w:t>
+        <w:t>and designing experiments with the team, interpreting the data and writing it up. I am</w:t>
       </w:r>
     </w:p>
     <w:p>
       <w:r>
-        <w:t>interpreting the data and writing it up. I am comfortable being the person who keeps a</w:t>
+        <w:t>comfortable being the person who keeps a bench tidy, a record complete and a schedule</w:t>
       </w:r>
     </w:p>
     <w:p>
       <w:r>
-        <w:t>bench tidy, a record complete and a schedule kept. The last decade of running property</w:t>
+        <w:t>kept. The last decade of running property operations on contract sharpened exactly that:</w:t>
       </w:r>
     </w:p>
     <w:p>
       <w:r>
-        <w:t>operations on contract sharpened exactly that: inventory, vendor scheduling, compliance</w:t>
-      </w:r>
-    </w:p>
-    <w:p>
-      <w:r>
-        <w:t>paperwork and receipts that reconcile.</w:t>
+        <w:t>inventory, vendor scheduling, compliance paperwork and receipts that reconcile.</w:t>
       </w:r>
     </w:p>
     <w:p/>
@@ -503,10 +498,6 @@
     <w:name w:val="Normal"/>
     <w:qFormat/>
     <w:rsid w:val="00FC693F"/>
-    <w:rPr>
-      <w:rFonts w:ascii="Calibri" w:hAnsi="Calibri"/>
-      <w:sz w:val="21"/>
-    </w:rPr>
   </w:style>
   <w:style w:type="paragraph" w:styleId="Header">
     <w:name w:val="header"/>
